--- a/public/fun/forms/이력서_간호사_8_신입활동형.docx
+++ b/public/fun/forms/이력서_간호사_8_신입활동형.docx
@@ -426,7 +426,19 @@
             <w:tcW w:type="dxa" w:w="2070"/>
             <w:vAlign w:val="center"/>
           </w:tcPr>
-          <w:p/>
+          <w:p>
+            <w:pPr>
+              <w:spacing w:before="0" w:after="0"/>
+              <w:jc w:val="left"/>
+            </w:pPr>
+            <w:r>
+              <w:rPr>
+                <w:color w:val="A9B0B8"/>
+                <w:sz w:val="16"/>
+              </w:rPr>
+              <w:t>예) 2023.05.</w:t>
+            </w:r>
+          </w:p>
         </w:tc>
         <w:tc>
           <w:tcPr>
@@ -440,7 +452,19 @@
             <w:tcW w:type="dxa" w:w="2760"/>
             <w:vAlign w:val="center"/>
           </w:tcPr>
-          <w:p/>
+          <w:p>
+            <w:pPr>
+              <w:spacing w:before="0" w:after="0"/>
+              <w:jc w:val="left"/>
+            </w:pPr>
+            <w:r>
+              <w:rPr>
+                <w:color w:val="A9B0B8"/>
+                <w:sz w:val="16"/>
+              </w:rPr>
+              <w:t>○○공단</w:t>
+            </w:r>
+          </w:p>
         </w:tc>
         <w:tc>
           <w:tcPr>
@@ -677,21 +701,57 @@
             <w:tcW w:type="dxa" w:w="2070"/>
             <w:vAlign w:val="center"/>
           </w:tcPr>
-          <w:p/>
+          <w:p>
+            <w:pPr>
+              <w:spacing w:before="0" w:after="0"/>
+              <w:jc w:val="left"/>
+            </w:pPr>
+            <w:r>
+              <w:rPr>
+                <w:color w:val="A9B0B8"/>
+                <w:sz w:val="16"/>
+              </w:rPr>
+              <w:t>예) 2022.03 ~ 2024.02</w:t>
+            </w:r>
+          </w:p>
         </w:tc>
         <w:tc>
           <w:tcPr>
             <w:tcW w:type="dxa" w:w="4140"/>
             <w:vAlign w:val="center"/>
           </w:tcPr>
-          <w:p/>
+          <w:p>
+            <w:pPr>
+              <w:spacing w:before="0" w:after="0"/>
+              <w:jc w:val="left"/>
+            </w:pPr>
+            <w:r>
+              <w:rPr>
+                <w:color w:val="A9B0B8"/>
+                <w:sz w:val="16"/>
+              </w:rPr>
+              <w:t>○○대학교</w:t>
+            </w:r>
+          </w:p>
         </w:tc>
         <w:tc>
           <w:tcPr>
             <w:tcW w:type="dxa" w:w="4140"/>
             <w:vAlign w:val="center"/>
           </w:tcPr>
-          <w:p/>
+          <w:p>
+            <w:pPr>
+              <w:spacing w:before="0" w:after="0"/>
+              <w:jc w:val="left"/>
+            </w:pPr>
+            <w:r>
+              <w:rPr>
+                <w:color w:val="A9B0B8"/>
+                <w:sz w:val="16"/>
+              </w:rPr>
+              <w:t>○○학과 (학점 3.8/4.5)</w:t>
+            </w:r>
+          </w:p>
         </w:tc>
       </w:tr>
       <w:tr>

--- a/public/fun/forms/이력서_간호사_8_신입활동형.docx
+++ b/public/fun/forms/이력서_간호사_8_신입활동형.docx
@@ -369,7 +369,9 @@
                 <w:color w:val="1E2552"/>
                 <w:sz w:val="19"/>
               </w:rPr>
-              <w:t>면허 · 자격 · 교육명</w:t>
+              <w:t>면허 · 자격 ·</w:t>
+              <w:br/>
+              <w:t>교육명</w:t>
             </w:r>
           </w:p>
         </w:tc>

--- a/public/fun/forms/이력서_간호사_8_신입활동형.docx
+++ b/public/fun/forms/이력서_간호사_8_신입활동형.docx
@@ -438,7 +438,7 @@
                 <w:color w:val="A9B0B8"/>
                 <w:sz w:val="16"/>
               </w:rPr>
-              <w:t>예) 2023.05.</w:t>
+              <w:t>예) ○○○○.○○.</w:t>
             </w:r>
           </w:p>
         </w:tc>
@@ -713,7 +713,7 @@
                 <w:color w:val="A9B0B8"/>
                 <w:sz w:val="16"/>
               </w:rPr>
-              <w:t>예) 2022.03 ~ 2024.02</w:t>
+              <w:t>예) ○○○○.○○ ~ ○○○○.○○</w:t>
             </w:r>
           </w:p>
         </w:tc>
@@ -732,7 +732,7 @@
                 <w:color w:val="A9B0B8"/>
                 <w:sz w:val="16"/>
               </w:rPr>
-              <w:t>○○대학교</w:t>
+              <w:t>학교명 입력</w:t>
             </w:r>
           </w:p>
         </w:tc>
@@ -751,7 +751,7 @@
                 <w:color w:val="A9B0B8"/>
                 <w:sz w:val="16"/>
               </w:rPr>
-              <w:t>○○학과 (학점 3.8/4.5)</w:t>
+              <w:t>○○학과 (학점 입력)</w:t>
             </w:r>
           </w:p>
         </w:tc>
@@ -2119,7 +2119,7 @@
                 <w:color w:val="3B4587"/>
                 <w:sz w:val="19"/>
               </w:rPr>
-              <w:t>2021.03~현재 · ○○병원 내과병동(48병상) · 3교대 · 항암 투여·CRRT 보조, 낙상 예방 프로토콜 정착</w:t>
+              <w:t>기간 입력 · ○○병원 내과병동(48병상) · 3교대 · 항암 투여·CRRT 보조, 낙상 예방 프로토콜 정착</w:t>
             </w:r>
           </w:p>
         </w:tc>
